--- a/info_parser_from_docx/information/Natrium.docx
+++ b/info_parser_from_docx/information/Natrium.docx
@@ -45,27 +45,40 @@
           <w:szCs w:val="24"/>
         </w:rPr>
       </w:pPr>
-      <w:r>
-        <w:rPr>
-          <w:rFonts w:ascii="Arial" w:hAnsi="Arial" w:cs="Arial"/>
-          <w:sz w:val="24"/>
-          <w:szCs w:val="24"/>
-        </w:rPr>
-        <w:t xml:space="preserve">Täglich abgedeckt </w:t>
-      </w:r>
-      <w:r>
-        <w:rPr>
-          <w:rFonts w:ascii="Arial" w:hAnsi="Arial" w:cs="Arial"/>
-          <w:sz w:val="24"/>
-          <w:szCs w:val="24"/>
-        </w:rPr>
-        <w:t>687</w:t>
-      </w:r>
-      <w:r>
-        <w:rPr>
-          <w:rFonts w:ascii="Arial" w:hAnsi="Arial" w:cs="Arial"/>
-          <w:sz w:val="24"/>
-          <w:szCs w:val="24"/>
+    </w:p>
+    <w:p>
+      <w:pPr>
+        <w:rPr>
+          <w:rFonts w:ascii="Arial" w:hAnsi="Arial" w:cs="Arial"/>
+          <w:sz w:val="24"/>
+          <w:szCs w:val="24"/>
+          <w:lang w:val="en-GB"/>
+        </w:rPr>
+      </w:pPr>
+      <w:r>
+        <w:rPr>
+          <w:rFonts w:ascii="Arial" w:hAnsi="Arial" w:cs="Arial"/>
+          <w:sz w:val="24"/>
+          <w:szCs w:val="24"/>
+          <w:lang w:val="en-GB"/>
+        </w:rPr>
+        <w:t xml:space="preserve">Honigmelone 100 g </w:t>
+      </w:r>
+      <w:r>
+        <w:rPr>
+          <w:rFonts w:ascii="Arial" w:hAnsi="Arial" w:cs="Arial"/>
+          <w:sz w:val="24"/>
+          <w:szCs w:val="24"/>
+          <w:lang w:val="en-GB"/>
+        </w:rPr>
+        <w:t>17</w:t>
+      </w:r>
+      <w:r>
+        <w:rPr>
+          <w:rFonts w:ascii="Arial" w:hAnsi="Arial" w:cs="Arial"/>
+          <w:sz w:val="24"/>
+          <w:szCs w:val="24"/>
+          <w:lang w:val="en-GB"/>
         </w:rPr>
         <w:t xml:space="preserve"> mg</w:t>
       </w:r>
@@ -78,33 +91,612 @@
           <w:szCs w:val="24"/>
         </w:rPr>
       </w:pPr>
-    </w:p>
-    <w:p>
-      <w:pPr>
-        <w:rPr>
-          <w:rFonts w:ascii="Arial" w:hAnsi="Arial" w:cs="Arial"/>
-          <w:sz w:val="24"/>
-          <w:szCs w:val="24"/>
-          <w:lang w:val="en-GB"/>
-        </w:rPr>
-      </w:pPr>
-      <w:proofErr w:type="spellStart"/>
-      <w:r>
-        <w:rPr>
-          <w:rFonts w:ascii="Arial" w:hAnsi="Arial" w:cs="Arial"/>
-          <w:sz w:val="24"/>
-          <w:szCs w:val="24"/>
-          <w:lang w:val="en-GB"/>
-        </w:rPr>
-        <w:t>Banane</w:t>
-      </w:r>
-      <w:proofErr w:type="spellEnd"/>
-      <w:r>
-        <w:rPr>
-          <w:rFonts w:ascii="Arial" w:hAnsi="Arial" w:cs="Arial"/>
-          <w:sz w:val="24"/>
-          <w:szCs w:val="24"/>
-          <w:lang w:val="en-GB"/>
+      <w:r>
+        <w:rPr>
+          <w:rFonts w:ascii="Arial" w:hAnsi="Arial" w:cs="Arial"/>
+          <w:sz w:val="24"/>
+          <w:szCs w:val="24"/>
+        </w:rPr>
+        <w:t xml:space="preserve">Parboiledreisgegart 360 g </w:t>
+      </w:r>
+      <w:r>
+        <w:rPr>
+          <w:rFonts w:ascii="Arial" w:hAnsi="Arial" w:cs="Arial"/>
+          <w:sz w:val="24"/>
+          <w:szCs w:val="24"/>
+        </w:rPr>
+        <w:t>7</w:t>
+      </w:r>
+      <w:r>
+        <w:rPr>
+          <w:rFonts w:ascii="Arial" w:hAnsi="Arial" w:cs="Arial"/>
+          <w:sz w:val="24"/>
+          <w:szCs w:val="24"/>
+        </w:rPr>
+        <w:t xml:space="preserve"> mg</w:t>
+      </w:r>
+    </w:p>
+    <w:p>
+      <w:pPr>
+        <w:rPr>
+          <w:rFonts w:ascii="Arial" w:hAnsi="Arial" w:cs="Arial"/>
+          <w:sz w:val="24"/>
+          <w:szCs w:val="24"/>
+        </w:rPr>
+      </w:pPr>
+      <w:r>
+        <w:rPr>
+          <w:rFonts w:ascii="Arial" w:hAnsi="Arial" w:cs="Arial"/>
+          <w:sz w:val="24"/>
+          <w:szCs w:val="24"/>
+        </w:rPr>
+        <w:t xml:space="preserve">Haferflocken 15 g </w:t>
+      </w:r>
+      <w:r>
+        <w:rPr>
+          <w:rFonts w:ascii="Arial" w:hAnsi="Arial" w:cs="Arial"/>
+          <w:sz w:val="24"/>
+          <w:szCs w:val="24"/>
+        </w:rPr>
+        <w:t>0,3</w:t>
+      </w:r>
+      <w:r>
+        <w:rPr>
+          <w:rFonts w:ascii="Arial" w:hAnsi="Arial" w:cs="Arial"/>
+          <w:sz w:val="24"/>
+          <w:szCs w:val="24"/>
+        </w:rPr>
+        <w:t xml:space="preserve"> mg</w:t>
+      </w:r>
+    </w:p>
+    <w:p>
+      <w:pPr>
+        <w:rPr>
+          <w:rFonts w:ascii="Arial" w:hAnsi="Arial" w:cs="Arial"/>
+          <w:sz w:val="24"/>
+          <w:szCs w:val="24"/>
+        </w:rPr>
+      </w:pPr>
+      <w:r>
+        <w:rPr>
+          <w:rFonts w:ascii="Arial" w:hAnsi="Arial" w:cs="Arial"/>
+          <w:sz w:val="24"/>
+          <w:szCs w:val="24"/>
+        </w:rPr>
+        <w:t xml:space="preserve">Butterkäse 36 g </w:t>
+      </w:r>
+      <w:r>
+        <w:rPr>
+          <w:rFonts w:ascii="Arial" w:hAnsi="Arial" w:cs="Arial"/>
+          <w:sz w:val="24"/>
+          <w:szCs w:val="24"/>
+        </w:rPr>
+        <w:t>288</w:t>
+      </w:r>
+      <w:r>
+        <w:rPr>
+          <w:rFonts w:ascii="Arial" w:hAnsi="Arial" w:cs="Arial"/>
+          <w:sz w:val="24"/>
+          <w:szCs w:val="24"/>
+        </w:rPr>
+        <w:t xml:space="preserve"> mg</w:t>
+      </w:r>
+    </w:p>
+    <w:p>
+      <w:pPr>
+        <w:rPr>
+          <w:rFonts w:ascii="Arial" w:hAnsi="Arial" w:cs="Arial"/>
+          <w:sz w:val="24"/>
+          <w:szCs w:val="24"/>
+        </w:rPr>
+      </w:pPr>
+      <w:r>
+        <w:rPr>
+          <w:rFonts w:ascii="Arial" w:hAnsi="Arial" w:cs="Arial"/>
+          <w:sz w:val="24"/>
+          <w:szCs w:val="24"/>
+        </w:rPr>
+        <w:t>Süßrahmb</w:t>
+      </w:r>
+      <w:r>
+        <w:rPr>
+          <w:rFonts w:ascii="Arial" w:hAnsi="Arial" w:cs="Arial"/>
+          <w:sz w:val="24"/>
+          <w:szCs w:val="24"/>
+        </w:rPr>
+        <w:t xml:space="preserve">utter 10 g </w:t>
+      </w:r>
+      <w:r>
+        <w:rPr>
+          <w:rFonts w:ascii="Arial" w:hAnsi="Arial" w:cs="Arial"/>
+          <w:sz w:val="24"/>
+          <w:szCs w:val="24"/>
+        </w:rPr>
+        <w:t>0</w:t>
+      </w:r>
+      <w:r>
+        <w:rPr>
+          <w:rFonts w:ascii="Arial" w:hAnsi="Arial" w:cs="Arial"/>
+          <w:sz w:val="24"/>
+          <w:szCs w:val="24"/>
+        </w:rPr>
+        <w:t xml:space="preserve"> mg</w:t>
+      </w:r>
+    </w:p>
+    <w:p>
+      <w:pPr>
+        <w:rPr>
+          <w:rFonts w:ascii="Arial" w:hAnsi="Arial" w:cs="Arial"/>
+          <w:sz w:val="24"/>
+          <w:szCs w:val="24"/>
+        </w:rPr>
+      </w:pPr>
+      <w:r>
+        <w:rPr>
+          <w:rFonts w:ascii="Arial" w:hAnsi="Arial" w:cs="Arial"/>
+          <w:sz w:val="24"/>
+          <w:szCs w:val="24"/>
+        </w:rPr>
+        <w:t xml:space="preserve">Brokkoligegart 100 g </w:t>
+      </w:r>
+      <w:r>
+        <w:rPr>
+          <w:rFonts w:ascii="Arial" w:hAnsi="Arial" w:cs="Arial"/>
+          <w:sz w:val="24"/>
+          <w:szCs w:val="24"/>
+        </w:rPr>
+        <w:t>15</w:t>
+      </w:r>
+      <w:r>
+        <w:rPr>
+          <w:rFonts w:ascii="Arial" w:hAnsi="Arial" w:cs="Arial"/>
+          <w:sz w:val="24"/>
+          <w:szCs w:val="24"/>
+        </w:rPr>
+        <w:t xml:space="preserve"> mg</w:t>
+      </w:r>
+    </w:p>
+    <w:p>
+      <w:pPr>
+        <w:rPr>
+          <w:rFonts w:ascii="Arial" w:hAnsi="Arial" w:cs="Arial"/>
+          <w:sz w:val="24"/>
+          <w:szCs w:val="24"/>
+        </w:rPr>
+      </w:pPr>
+      <w:r>
+        <w:rPr>
+          <w:rFonts w:ascii="Arial" w:hAnsi="Arial" w:cs="Arial"/>
+          <w:sz w:val="24"/>
+          <w:szCs w:val="24"/>
+        </w:rPr>
+        <w:t>Blumenkohlgegart 100 g</w:t>
+      </w:r>
+      <w:r>
+        <w:rPr>
+          <w:rFonts w:ascii="Arial" w:hAnsi="Arial" w:cs="Arial"/>
+          <w:sz w:val="24"/>
+          <w:szCs w:val="24"/>
+        </w:rPr>
+        <w:t xml:space="preserve"> 12</w:t>
+      </w:r>
+      <w:r>
+        <w:rPr>
+          <w:rFonts w:ascii="Arial" w:hAnsi="Arial" w:cs="Arial"/>
+          <w:sz w:val="24"/>
+          <w:szCs w:val="24"/>
+        </w:rPr>
+        <w:t xml:space="preserve"> mg</w:t>
+      </w:r>
+    </w:p>
+    <w:p>
+      <w:pPr>
+        <w:rPr>
+          <w:rFonts w:ascii="Arial" w:hAnsi="Arial" w:cs="Arial"/>
+          <w:sz w:val="24"/>
+          <w:szCs w:val="24"/>
+        </w:rPr>
+      </w:pPr>
+      <w:r>
+        <w:rPr>
+          <w:rFonts w:ascii="Arial" w:hAnsi="Arial" w:cs="Arial"/>
+          <w:sz w:val="24"/>
+          <w:szCs w:val="24"/>
+        </w:rPr>
+        <w:t xml:space="preserve">Möhregegart 100 g </w:t>
+      </w:r>
+      <w:r>
+        <w:rPr>
+          <w:rFonts w:ascii="Arial" w:hAnsi="Arial" w:cs="Arial"/>
+          <w:sz w:val="24"/>
+          <w:szCs w:val="24"/>
+        </w:rPr>
+        <w:t>19</w:t>
+      </w:r>
+      <w:r>
+        <w:rPr>
+          <w:rFonts w:ascii="Arial" w:hAnsi="Arial" w:cs="Arial"/>
+          <w:sz w:val="24"/>
+          <w:szCs w:val="24"/>
+        </w:rPr>
+        <w:t xml:space="preserve"> mg</w:t>
+      </w:r>
+    </w:p>
+    <w:p>
+      <w:pPr>
+        <w:rPr>
+          <w:rFonts w:ascii="Arial" w:hAnsi="Arial" w:cs="Arial"/>
+          <w:sz w:val="24"/>
+          <w:szCs w:val="24"/>
+        </w:rPr>
+      </w:pPr>
+      <w:r>
+        <w:rPr>
+          <w:rFonts w:ascii="Arial" w:hAnsi="Arial" w:cs="Arial"/>
+          <w:sz w:val="24"/>
+          <w:szCs w:val="24"/>
+        </w:rPr>
+        <w:t xml:space="preserve">Pastinakegegart 100 g </w:t>
+      </w:r>
+      <w:r>
+        <w:rPr>
+          <w:rFonts w:ascii="Arial" w:hAnsi="Arial" w:cs="Arial"/>
+          <w:sz w:val="24"/>
+          <w:szCs w:val="24"/>
+        </w:rPr>
+        <w:t>6</w:t>
+      </w:r>
+      <w:r>
+        <w:rPr>
+          <w:rFonts w:ascii="Arial" w:hAnsi="Arial" w:cs="Arial"/>
+          <w:sz w:val="24"/>
+          <w:szCs w:val="24"/>
+        </w:rPr>
+        <w:t xml:space="preserve"> mg</w:t>
+      </w:r>
+    </w:p>
+    <w:p>
+      <w:pPr>
+        <w:rPr>
+          <w:rFonts w:ascii="Arial" w:hAnsi="Arial" w:cs="Arial"/>
+          <w:sz w:val="24"/>
+          <w:szCs w:val="24"/>
+        </w:rPr>
+      </w:pPr>
+      <w:r>
+        <w:rPr>
+          <w:rFonts w:ascii="Arial" w:hAnsi="Arial" w:cs="Arial"/>
+          <w:sz w:val="24"/>
+          <w:szCs w:val="24"/>
+        </w:rPr>
+        <w:t xml:space="preserve">Hokkaidokürbisgegart 100 g </w:t>
+      </w:r>
+      <w:r>
+        <w:rPr>
+          <w:rFonts w:ascii="Arial" w:hAnsi="Arial" w:cs="Arial"/>
+          <w:sz w:val="24"/>
+          <w:szCs w:val="24"/>
+        </w:rPr>
+        <w:t>6</w:t>
+      </w:r>
+      <w:r>
+        <w:rPr>
+          <w:rFonts w:ascii="Arial" w:hAnsi="Arial" w:cs="Arial"/>
+          <w:sz w:val="24"/>
+          <w:szCs w:val="24"/>
+        </w:rPr>
+        <w:t xml:space="preserve"> mg</w:t>
+      </w:r>
+    </w:p>
+    <w:p>
+      <w:pPr>
+        <w:rPr>
+          <w:rFonts w:ascii="Arial" w:hAnsi="Arial" w:cs="Arial"/>
+          <w:sz w:val="24"/>
+          <w:szCs w:val="24"/>
+        </w:rPr>
+      </w:pPr>
+      <w:r>
+        <w:rPr>
+          <w:rFonts w:ascii="Arial" w:hAnsi="Arial" w:cs="Arial"/>
+          <w:sz w:val="24"/>
+          <w:szCs w:val="24"/>
+        </w:rPr>
+        <w:t xml:space="preserve">Eisbergsalatgegart 50 g </w:t>
+      </w:r>
+      <w:r>
+        <w:rPr>
+          <w:rFonts w:ascii="Arial" w:hAnsi="Arial" w:cs="Arial"/>
+          <w:sz w:val="24"/>
+          <w:szCs w:val="24"/>
+        </w:rPr>
+        <w:t>6</w:t>
+      </w:r>
+      <w:r>
+        <w:rPr>
+          <w:rFonts w:ascii="Arial" w:hAnsi="Arial" w:cs="Arial"/>
+          <w:sz w:val="24"/>
+          <w:szCs w:val="24"/>
+        </w:rPr>
+        <w:t xml:space="preserve"> mg</w:t>
+      </w:r>
+    </w:p>
+    <w:p>
+      <w:pPr>
+        <w:rPr>
+          <w:rFonts w:ascii="Arial" w:hAnsi="Arial" w:cs="Arial"/>
+          <w:sz w:val="24"/>
+          <w:szCs w:val="24"/>
+        </w:rPr>
+      </w:pPr>
+      <w:r>
+        <w:rPr>
+          <w:rFonts w:ascii="Arial" w:hAnsi="Arial" w:cs="Arial"/>
+          <w:sz w:val="24"/>
+          <w:szCs w:val="24"/>
+        </w:rPr>
+        <w:t xml:space="preserve">Süßkartoffelgegart 100 g </w:t>
+      </w:r>
+      <w:r>
+        <w:rPr>
+          <w:rFonts w:ascii="Arial" w:hAnsi="Arial" w:cs="Arial"/>
+          <w:sz w:val="24"/>
+          <w:szCs w:val="24"/>
+        </w:rPr>
+        <w:t>4</w:t>
+      </w:r>
+      <w:r>
+        <w:rPr>
+          <w:rFonts w:ascii="Arial" w:hAnsi="Arial" w:cs="Arial"/>
+          <w:sz w:val="24"/>
+          <w:szCs w:val="24"/>
+        </w:rPr>
+        <w:t xml:space="preserve"> mg</w:t>
+      </w:r>
+    </w:p>
+    <w:p>
+      <w:pPr>
+        <w:rPr>
+          <w:rFonts w:ascii="Arial" w:hAnsi="Arial" w:cs="Arial"/>
+          <w:sz w:val="24"/>
+          <w:szCs w:val="24"/>
+        </w:rPr>
+      </w:pPr>
+      <w:r>
+        <w:rPr>
+          <w:rFonts w:ascii="Arial" w:hAnsi="Arial" w:cs="Arial"/>
+          <w:sz w:val="24"/>
+          <w:szCs w:val="24"/>
+        </w:rPr>
+        <w:t xml:space="preserve">Rapsöl 5 g </w:t>
+      </w:r>
+      <w:r>
+        <w:rPr>
+          <w:rFonts w:ascii="Arial" w:hAnsi="Arial" w:cs="Arial"/>
+          <w:sz w:val="24"/>
+          <w:szCs w:val="24"/>
+        </w:rPr>
+        <w:t xml:space="preserve">0,05 </w:t>
+      </w:r>
+      <w:r>
+        <w:rPr>
+          <w:rFonts w:ascii="Arial" w:hAnsi="Arial" w:cs="Arial"/>
+          <w:sz w:val="24"/>
+          <w:szCs w:val="24"/>
+        </w:rPr>
+        <w:t>mg</w:t>
+      </w:r>
+    </w:p>
+    <w:p>
+      <w:pPr>
+        <w:rPr>
+          <w:rFonts w:ascii="Arial" w:hAnsi="Arial" w:cs="Arial"/>
+          <w:sz w:val="24"/>
+          <w:szCs w:val="24"/>
+        </w:rPr>
+      </w:pPr>
+      <w:r>
+        <w:rPr>
+          <w:rFonts w:ascii="Arial" w:hAnsi="Arial" w:cs="Arial"/>
+          <w:sz w:val="24"/>
+          <w:szCs w:val="24"/>
+        </w:rPr>
+        <w:t xml:space="preserve">Olivenöl 5 g </w:t>
+      </w:r>
+      <w:r>
+        <w:rPr>
+          <w:rFonts w:ascii="Arial" w:hAnsi="Arial" w:cs="Arial"/>
+          <w:sz w:val="24"/>
+          <w:szCs w:val="24"/>
+        </w:rPr>
+        <w:t>0,05</w:t>
+      </w:r>
+      <w:r>
+        <w:rPr>
+          <w:rFonts w:ascii="Arial" w:hAnsi="Arial" w:cs="Arial"/>
+          <w:sz w:val="24"/>
+          <w:szCs w:val="24"/>
+        </w:rPr>
+        <w:t xml:space="preserve"> mg</w:t>
+      </w:r>
+    </w:p>
+    <w:p>
+      <w:pPr>
+        <w:rPr>
+          <w:rFonts w:ascii="Arial" w:hAnsi="Arial" w:cs="Arial"/>
+          <w:sz w:val="24"/>
+          <w:szCs w:val="24"/>
+        </w:rPr>
+      </w:pPr>
+      <w:r>
+        <w:rPr>
+          <w:rFonts w:ascii="Arial" w:hAnsi="Arial" w:cs="Arial"/>
+          <w:sz w:val="24"/>
+          <w:szCs w:val="24"/>
+        </w:rPr>
+        <w:t>Hirse</w:t>
+      </w:r>
+      <w:r>
+        <w:rPr>
+          <w:rFonts w:ascii="Arial" w:hAnsi="Arial" w:cs="Arial"/>
+          <w:sz w:val="24"/>
+          <w:szCs w:val="24"/>
+        </w:rPr>
+        <w:t>gegart</w:t>
+      </w:r>
+      <w:r>
+        <w:rPr>
+          <w:rFonts w:ascii="Arial" w:hAnsi="Arial" w:cs="Arial"/>
+          <w:sz w:val="24"/>
+          <w:szCs w:val="24"/>
+        </w:rPr>
+        <w:t xml:space="preserve"> 400 g</w:t>
+      </w:r>
+      <w:r>
+        <w:rPr>
+          <w:rFonts w:ascii="Arial" w:hAnsi="Arial" w:cs="Arial"/>
+          <w:sz w:val="24"/>
+          <w:szCs w:val="24"/>
+        </w:rPr>
+        <w:t xml:space="preserve"> 4 </w:t>
+      </w:r>
+      <w:r>
+        <w:rPr>
+          <w:rFonts w:ascii="Arial" w:hAnsi="Arial" w:cs="Arial"/>
+          <w:sz w:val="24"/>
+          <w:szCs w:val="24"/>
+        </w:rPr>
+        <w:t>mg</w:t>
+      </w:r>
+    </w:p>
+    <w:p>
+      <w:pPr>
+        <w:rPr>
+          <w:rFonts w:ascii="Arial" w:hAnsi="Arial" w:cs="Arial"/>
+          <w:sz w:val="24"/>
+          <w:szCs w:val="24"/>
+        </w:rPr>
+      </w:pPr>
+      <w:r>
+        <w:rPr>
+          <w:rFonts w:ascii="Arial" w:hAnsi="Arial" w:cs="Arial"/>
+          <w:sz w:val="24"/>
+          <w:szCs w:val="24"/>
+        </w:rPr>
+        <w:t xml:space="preserve">Quinoagegart 390 g </w:t>
+      </w:r>
+      <w:r>
+        <w:rPr>
+          <w:rFonts w:ascii="Arial" w:hAnsi="Arial" w:cs="Arial"/>
+          <w:sz w:val="24"/>
+          <w:szCs w:val="24"/>
+        </w:rPr>
+        <w:t>9</w:t>
+      </w:r>
+      <w:r>
+        <w:rPr>
+          <w:rFonts w:ascii="Arial" w:hAnsi="Arial" w:cs="Arial"/>
+          <w:sz w:val="24"/>
+          <w:szCs w:val="24"/>
+        </w:rPr>
+        <w:t xml:space="preserve"> mg</w:t>
+      </w:r>
+    </w:p>
+    <w:p>
+      <w:pPr>
+        <w:rPr>
+          <w:rFonts w:ascii="Arial" w:hAnsi="Arial" w:cs="Arial"/>
+          <w:sz w:val="24"/>
+          <w:szCs w:val="24"/>
+        </w:rPr>
+      </w:pPr>
+      <w:r>
+        <w:rPr>
+          <w:rFonts w:ascii="Arial" w:hAnsi="Arial" w:cs="Arial"/>
+          <w:sz w:val="24"/>
+          <w:szCs w:val="24"/>
+        </w:rPr>
+        <w:t xml:space="preserve">Kartoffelngegart 400 g </w:t>
+      </w:r>
+      <w:r>
+        <w:rPr>
+          <w:rFonts w:ascii="Arial" w:hAnsi="Arial" w:cs="Arial"/>
+          <w:sz w:val="24"/>
+          <w:szCs w:val="24"/>
+        </w:rPr>
+        <w:t>12</w:t>
+      </w:r>
+      <w:r>
+        <w:rPr>
+          <w:rFonts w:ascii="Arial" w:hAnsi="Arial" w:cs="Arial"/>
+          <w:sz w:val="24"/>
+          <w:szCs w:val="24"/>
+        </w:rPr>
+        <w:t xml:space="preserve"> mg</w:t>
+      </w:r>
+    </w:p>
+    <w:p>
+      <w:pPr>
+        <w:rPr>
+          <w:rFonts w:ascii="Arial" w:hAnsi="Arial" w:cs="Arial"/>
+          <w:sz w:val="24"/>
+          <w:szCs w:val="24"/>
+        </w:rPr>
+      </w:pPr>
+      <w:r>
+        <w:rPr>
+          <w:rFonts w:ascii="Arial" w:hAnsi="Arial" w:cs="Arial"/>
+          <w:sz w:val="24"/>
+          <w:szCs w:val="24"/>
+        </w:rPr>
+        <w:t xml:space="preserve">Vollkornreisgegart 245 g </w:t>
+      </w:r>
+      <w:r>
+        <w:rPr>
+          <w:rFonts w:ascii="Arial" w:hAnsi="Arial" w:cs="Arial"/>
+          <w:sz w:val="24"/>
+          <w:szCs w:val="24"/>
+        </w:rPr>
+        <w:t>10</w:t>
+      </w:r>
+      <w:r>
+        <w:rPr>
+          <w:rFonts w:ascii="Arial" w:hAnsi="Arial" w:cs="Arial"/>
+          <w:sz w:val="24"/>
+          <w:szCs w:val="24"/>
+        </w:rPr>
+        <w:t xml:space="preserve"> mg</w:t>
+      </w:r>
+    </w:p>
+    <w:p>
+      <w:pPr>
+        <w:rPr>
+          <w:rFonts w:ascii="Arial" w:hAnsi="Arial" w:cs="Arial"/>
+          <w:sz w:val="24"/>
+          <w:szCs w:val="24"/>
+        </w:rPr>
+      </w:pPr>
+      <w:r>
+        <w:rPr>
+          <w:rFonts w:ascii="Arial" w:hAnsi="Arial" w:cs="Arial"/>
+          <w:sz w:val="24"/>
+          <w:szCs w:val="24"/>
+        </w:rPr>
+        <w:t>Hähnchenbrustfilet</w:t>
+      </w:r>
+      <w:r>
+        <w:rPr>
+          <w:rFonts w:ascii="Arial" w:hAnsi="Arial" w:cs="Arial"/>
+          <w:sz w:val="24"/>
+          <w:szCs w:val="24"/>
+        </w:rPr>
+        <w:t>gebraten</w:t>
+      </w:r>
+      <w:r>
+        <w:rPr>
+          <w:rFonts w:ascii="Arial" w:hAnsi="Arial" w:cs="Arial"/>
+          <w:sz w:val="24"/>
+          <w:szCs w:val="24"/>
         </w:rPr>
         <w:t xml:space="preserve"> 100 g </w:t>
       </w:r>
@@ -113,16 +705,179 @@
           <w:rFonts w:ascii="Arial" w:hAnsi="Arial" w:cs="Arial"/>
           <w:sz w:val="24"/>
           <w:szCs w:val="24"/>
-          <w:lang w:val="en-GB"/>
-        </w:rPr>
-        <w:t xml:space="preserve">1 </w:t>
-      </w:r>
-      <w:r>
-        <w:rPr>
-          <w:rFonts w:ascii="Arial" w:hAnsi="Arial" w:cs="Arial"/>
-          <w:sz w:val="24"/>
-          <w:szCs w:val="24"/>
-          <w:lang w:val="en-GB"/>
+        </w:rPr>
+        <w:t>251</w:t>
+      </w:r>
+      <w:r>
+        <w:rPr>
+          <w:rFonts w:ascii="Arial" w:hAnsi="Arial" w:cs="Arial"/>
+          <w:sz w:val="24"/>
+          <w:szCs w:val="24"/>
+        </w:rPr>
+        <w:t xml:space="preserve"> mg</w:t>
+      </w:r>
+    </w:p>
+    <w:p>
+      <w:pPr>
+        <w:rPr>
+          <w:rFonts w:ascii="Arial" w:hAnsi="Arial" w:cs="Arial"/>
+          <w:sz w:val="24"/>
+          <w:szCs w:val="24"/>
+        </w:rPr>
+      </w:pPr>
+      <w:r>
+        <w:rPr>
+          <w:rFonts w:ascii="Arial" w:hAnsi="Arial" w:cs="Arial"/>
+          <w:sz w:val="24"/>
+          <w:szCs w:val="24"/>
+        </w:rPr>
+        <w:t xml:space="preserve">Lachsgekocht 120 g </w:t>
+      </w:r>
+      <w:r>
+        <w:rPr>
+          <w:rFonts w:ascii="Arial" w:hAnsi="Arial" w:cs="Arial"/>
+          <w:sz w:val="24"/>
+          <w:szCs w:val="24"/>
+        </w:rPr>
+        <w:t>304</w:t>
+      </w:r>
+      <w:r>
+        <w:rPr>
+          <w:rFonts w:ascii="Arial" w:hAnsi="Arial" w:cs="Arial"/>
+          <w:sz w:val="24"/>
+          <w:szCs w:val="24"/>
+        </w:rPr>
+        <w:t xml:space="preserve"> mg</w:t>
+      </w:r>
+    </w:p>
+    <w:p>
+      <w:pPr>
+        <w:rPr>
+          <w:rFonts w:ascii="Arial" w:hAnsi="Arial" w:cs="Arial"/>
+          <w:sz w:val="24"/>
+          <w:szCs w:val="24"/>
+        </w:rPr>
+      </w:pPr>
+      <w:r>
+        <w:rPr>
+          <w:rFonts w:ascii="Arial" w:hAnsi="Arial" w:cs="Arial"/>
+          <w:sz w:val="24"/>
+          <w:szCs w:val="24"/>
+        </w:rPr>
+        <w:t xml:space="preserve">Eigelbgegart 20 g </w:t>
+      </w:r>
+      <w:r>
+        <w:rPr>
+          <w:rFonts w:ascii="Arial" w:hAnsi="Arial" w:cs="Arial"/>
+          <w:sz w:val="24"/>
+          <w:szCs w:val="24"/>
+        </w:rPr>
+        <w:t>5</w:t>
+      </w:r>
+      <w:r>
+        <w:rPr>
+          <w:rFonts w:ascii="Arial" w:hAnsi="Arial" w:cs="Arial"/>
+          <w:sz w:val="24"/>
+          <w:szCs w:val="24"/>
+        </w:rPr>
+        <w:t xml:space="preserve"> mg</w:t>
+      </w:r>
+    </w:p>
+    <w:p>
+      <w:pPr>
+        <w:rPr>
+          <w:rFonts w:ascii="Arial" w:hAnsi="Arial" w:cs="Arial"/>
+          <w:sz w:val="24"/>
+          <w:szCs w:val="24"/>
+        </w:rPr>
+      </w:pPr>
+      <w:r>
+        <w:rPr>
+          <w:rFonts w:ascii="Arial" w:hAnsi="Arial" w:cs="Arial"/>
+          <w:sz w:val="24"/>
+          <w:szCs w:val="24"/>
+        </w:rPr>
+        <w:t>Joghurt 100 g 50 mg</w:t>
+      </w:r>
+    </w:p>
+    <w:p>
+      <w:pPr>
+        <w:rPr>
+          <w:rFonts w:ascii="Arial" w:hAnsi="Arial" w:cs="Arial"/>
+          <w:sz w:val="24"/>
+          <w:szCs w:val="24"/>
+        </w:rPr>
+      </w:pPr>
+      <w:r>
+        <w:rPr>
+          <w:rFonts w:ascii="Arial" w:hAnsi="Arial" w:cs="Arial"/>
+          <w:sz w:val="24"/>
+          <w:szCs w:val="24"/>
+        </w:rPr>
+        <w:t xml:space="preserve">Macadamianuss 25 g </w:t>
+      </w:r>
+      <w:r>
+        <w:rPr>
+          <w:rFonts w:ascii="Arial" w:hAnsi="Arial" w:cs="Arial"/>
+          <w:sz w:val="24"/>
+          <w:szCs w:val="24"/>
+        </w:rPr>
+        <w:t>2</w:t>
+      </w:r>
+      <w:r>
+        <w:rPr>
+          <w:rFonts w:ascii="Arial" w:hAnsi="Arial" w:cs="Arial"/>
+          <w:sz w:val="24"/>
+          <w:szCs w:val="24"/>
+        </w:rPr>
+        <w:t xml:space="preserve"> mg</w:t>
+      </w:r>
+    </w:p>
+    <w:p>
+      <w:pPr>
+        <w:rPr>
+          <w:rFonts w:ascii="Arial" w:hAnsi="Arial" w:cs="Arial"/>
+          <w:sz w:val="24"/>
+          <w:szCs w:val="24"/>
+        </w:rPr>
+      </w:pPr>
+      <w:r>
+        <w:rPr>
+          <w:rFonts w:ascii="Arial" w:hAnsi="Arial" w:cs="Arial"/>
+          <w:sz w:val="24"/>
+          <w:szCs w:val="24"/>
+        </w:rPr>
+        <w:t>Kürbiskerne 25</w:t>
+      </w:r>
+      <w:r>
+        <w:rPr>
+          <w:rFonts w:ascii="Arial" w:hAnsi="Arial" w:cs="Arial"/>
+          <w:sz w:val="24"/>
+          <w:szCs w:val="24"/>
+        </w:rPr>
+        <w:t xml:space="preserve"> g</w:t>
+      </w:r>
+      <w:r>
+        <w:rPr>
+          <w:rFonts w:ascii="Arial" w:hAnsi="Arial" w:cs="Arial"/>
+          <w:sz w:val="24"/>
+          <w:szCs w:val="24"/>
+        </w:rPr>
+        <w:t xml:space="preserve"> </w:t>
+      </w:r>
+      <w:r>
+        <w:rPr>
+          <w:rFonts w:ascii="Arial" w:hAnsi="Arial" w:cs="Arial"/>
+          <w:sz w:val="24"/>
+          <w:szCs w:val="24"/>
+        </w:rPr>
+        <w:t xml:space="preserve">7 </w:t>
+      </w:r>
+      <w:r>
+        <w:rPr>
+          <w:rFonts w:ascii="Arial" w:hAnsi="Arial" w:cs="Arial"/>
+          <w:sz w:val="24"/>
+          <w:szCs w:val="24"/>
         </w:rPr>
         <w:t>mg</w:t>
       </w:r>
@@ -133,44 +888,62 @@
           <w:rFonts w:ascii="Arial" w:hAnsi="Arial" w:cs="Arial"/>
           <w:sz w:val="24"/>
           <w:szCs w:val="24"/>
-          <w:lang w:val="en-GB"/>
-        </w:rPr>
-      </w:pPr>
-      <w:proofErr w:type="spellStart"/>
-      <w:r>
-        <w:rPr>
-          <w:rFonts w:ascii="Arial" w:hAnsi="Arial" w:cs="Arial"/>
-          <w:sz w:val="24"/>
-          <w:szCs w:val="24"/>
-          <w:lang w:val="en-GB"/>
-        </w:rPr>
-        <w:t>Honigmelone</w:t>
-      </w:r>
-      <w:proofErr w:type="spellEnd"/>
-      <w:r>
-        <w:rPr>
-          <w:rFonts w:ascii="Arial" w:hAnsi="Arial" w:cs="Arial"/>
-          <w:sz w:val="24"/>
-          <w:szCs w:val="24"/>
-          <w:lang w:val="en-GB"/>
-        </w:rPr>
-        <w:t xml:space="preserve"> 100 g </w:t>
-      </w:r>
-      <w:r>
-        <w:rPr>
-          <w:rFonts w:ascii="Arial" w:hAnsi="Arial" w:cs="Arial"/>
-          <w:sz w:val="24"/>
-          <w:szCs w:val="24"/>
-          <w:lang w:val="en-GB"/>
-        </w:rPr>
-        <w:t>17</w:t>
-      </w:r>
-      <w:r>
-        <w:rPr>
-          <w:rFonts w:ascii="Arial" w:hAnsi="Arial" w:cs="Arial"/>
-          <w:sz w:val="24"/>
-          <w:szCs w:val="24"/>
-          <w:lang w:val="en-GB"/>
+        </w:rPr>
+      </w:pPr>
+      <w:r>
+        <w:rPr>
+          <w:rFonts w:ascii="Arial" w:hAnsi="Arial" w:cs="Arial"/>
+          <w:sz w:val="24"/>
+          <w:szCs w:val="24"/>
+        </w:rPr>
+        <w:t xml:space="preserve">Paranuss 4 g </w:t>
+      </w:r>
+      <w:r>
+        <w:rPr>
+          <w:rFonts w:ascii="Arial" w:hAnsi="Arial" w:cs="Arial"/>
+          <w:sz w:val="24"/>
+          <w:szCs w:val="24"/>
+        </w:rPr>
+        <w:t xml:space="preserve">0,08 </w:t>
+      </w:r>
+      <w:r>
+        <w:rPr>
+          <w:rFonts w:ascii="Arial" w:hAnsi="Arial" w:cs="Arial"/>
+          <w:sz w:val="24"/>
+          <w:szCs w:val="24"/>
+        </w:rPr>
+        <w:t>mg</w:t>
+      </w:r>
+    </w:p>
+    <w:p>
+      <w:pPr>
+        <w:rPr>
+          <w:rFonts w:ascii="Arial" w:hAnsi="Arial" w:cs="Arial"/>
+          <w:sz w:val="24"/>
+          <w:szCs w:val="24"/>
+        </w:rPr>
+      </w:pPr>
+      <w:r>
+        <w:rPr>
+          <w:rFonts w:ascii="Arial" w:hAnsi="Arial" w:cs="Arial"/>
+          <w:sz w:val="24"/>
+          <w:szCs w:val="24"/>
+        </w:rPr>
+        <w:t xml:space="preserve">Zucchinigegart 130 g </w:t>
+      </w:r>
+      <w:r>
+        <w:rPr>
+          <w:rFonts w:ascii="Arial" w:hAnsi="Arial" w:cs="Arial"/>
+          <w:sz w:val="24"/>
+          <w:szCs w:val="24"/>
+        </w:rPr>
+        <w:t>1</w:t>
+      </w:r>
+      <w:r>
+        <w:rPr>
+          <w:rFonts w:ascii="Arial" w:hAnsi="Arial" w:cs="Arial"/>
+          <w:sz w:val="24"/>
+          <w:szCs w:val="24"/>
         </w:rPr>
         <w:t xml:space="preserve"> mg</w:t>
       </w:r>
@@ -183,31 +956,21 @@
           <w:szCs w:val="24"/>
         </w:rPr>
       </w:pPr>
-      <w:proofErr w:type="spellStart"/>
-      <w:r>
-        <w:rPr>
-          <w:rFonts w:ascii="Arial" w:hAnsi="Arial" w:cs="Arial"/>
-          <w:sz w:val="24"/>
-          <w:szCs w:val="24"/>
-        </w:rPr>
-        <w:t>Parboiledreisgegart</w:t>
-      </w:r>
-      <w:proofErr w:type="spellEnd"/>
-      <w:r>
-        <w:rPr>
-          <w:rFonts w:ascii="Arial" w:hAnsi="Arial" w:cs="Arial"/>
-          <w:sz w:val="24"/>
-          <w:szCs w:val="24"/>
-        </w:rPr>
-        <w:t xml:space="preserve"> 360 g </w:t>
-      </w:r>
-      <w:r>
-        <w:rPr>
-          <w:rFonts w:ascii="Arial" w:hAnsi="Arial" w:cs="Arial"/>
-          <w:sz w:val="24"/>
-          <w:szCs w:val="24"/>
-        </w:rPr>
-        <w:t>7</w:t>
+      <w:r>
+        <w:rPr>
+          <w:rFonts w:ascii="Arial" w:hAnsi="Arial" w:cs="Arial"/>
+          <w:sz w:val="24"/>
+          <w:szCs w:val="24"/>
+        </w:rPr>
+        <w:t xml:space="preserve">Gurkegegart 130 g </w:t>
+      </w:r>
+      <w:r>
+        <w:rPr>
+          <w:rFonts w:ascii="Arial" w:hAnsi="Arial" w:cs="Arial"/>
+          <w:sz w:val="24"/>
+          <w:szCs w:val="24"/>
+        </w:rPr>
+        <w:t>9</w:t>
       </w:r>
       <w:r>
         <w:rPr>
@@ -232,15 +995,15 @@
           <w:sz w:val="24"/>
           <w:szCs w:val="24"/>
         </w:rPr>
-        <w:t xml:space="preserve">Haferflocken 15 g </w:t>
-      </w:r>
-      <w:r>
-        <w:rPr>
-          <w:rFonts w:ascii="Arial" w:hAnsi="Arial" w:cs="Arial"/>
-          <w:sz w:val="24"/>
-          <w:szCs w:val="24"/>
-        </w:rPr>
-        <w:t>0,3</w:t>
+        <w:t xml:space="preserve">Urdinkelnudelngegart 100 g </w:t>
+      </w:r>
+      <w:r>
+        <w:rPr>
+          <w:rFonts w:ascii="Arial" w:hAnsi="Arial" w:cs="Arial"/>
+          <w:sz w:val="24"/>
+          <w:szCs w:val="24"/>
+        </w:rPr>
+        <w:t>5</w:t>
       </w:r>
       <w:r>
         <w:rPr>
@@ -250,1095 +1013,8 @@
         </w:rPr>
         <w:t xml:space="preserve"> mg</w:t>
       </w:r>
-    </w:p>
-    <w:p>
-      <w:pPr>
-        <w:rPr>
-          <w:rFonts w:ascii="Arial" w:hAnsi="Arial" w:cs="Arial"/>
-          <w:sz w:val="24"/>
-          <w:szCs w:val="24"/>
-        </w:rPr>
-      </w:pPr>
-      <w:r>
-        <w:rPr>
-          <w:rFonts w:ascii="Arial" w:hAnsi="Arial" w:cs="Arial"/>
-          <w:sz w:val="24"/>
-          <w:szCs w:val="24"/>
-        </w:rPr>
-        <w:t xml:space="preserve">Butterkäse 36 g </w:t>
-      </w:r>
-      <w:r>
-        <w:rPr>
-          <w:rFonts w:ascii="Arial" w:hAnsi="Arial" w:cs="Arial"/>
-          <w:sz w:val="24"/>
-          <w:szCs w:val="24"/>
-        </w:rPr>
-        <w:t>288</w:t>
-      </w:r>
-      <w:r>
-        <w:rPr>
-          <w:rFonts w:ascii="Arial" w:hAnsi="Arial" w:cs="Arial"/>
-          <w:sz w:val="24"/>
-          <w:szCs w:val="24"/>
-        </w:rPr>
-        <w:t xml:space="preserve"> mg</w:t>
-      </w:r>
-    </w:p>
-    <w:p>
-      <w:pPr>
-        <w:rPr>
-          <w:rFonts w:ascii="Arial" w:hAnsi="Arial" w:cs="Arial"/>
-          <w:sz w:val="24"/>
-          <w:szCs w:val="24"/>
-        </w:rPr>
-      </w:pPr>
-      <w:r>
-        <w:rPr>
-          <w:rFonts w:ascii="Arial" w:hAnsi="Arial" w:cs="Arial"/>
-          <w:sz w:val="24"/>
-          <w:szCs w:val="24"/>
-        </w:rPr>
-        <w:t xml:space="preserve">Süßrahmbutter 10 g </w:t>
-      </w:r>
-      <w:r>
-        <w:rPr>
-          <w:rFonts w:ascii="Arial" w:hAnsi="Arial" w:cs="Arial"/>
-          <w:sz w:val="24"/>
-          <w:szCs w:val="24"/>
-        </w:rPr>
-        <w:t>0</w:t>
-      </w:r>
-      <w:r>
-        <w:rPr>
-          <w:rFonts w:ascii="Arial" w:hAnsi="Arial" w:cs="Arial"/>
-          <w:sz w:val="24"/>
-          <w:szCs w:val="24"/>
-        </w:rPr>
-        <w:t xml:space="preserve"> mg</w:t>
-      </w:r>
-    </w:p>
-    <w:p>
-      <w:pPr>
-        <w:rPr>
-          <w:rFonts w:ascii="Arial" w:hAnsi="Arial" w:cs="Arial"/>
-          <w:sz w:val="24"/>
-          <w:szCs w:val="24"/>
-        </w:rPr>
-      </w:pPr>
-    </w:p>
-    <w:p>
-      <w:pPr>
-        <w:rPr>
-          <w:rFonts w:ascii="Arial" w:hAnsi="Arial" w:cs="Arial"/>
-          <w:sz w:val="24"/>
-          <w:szCs w:val="24"/>
-        </w:rPr>
-      </w:pPr>
-      <w:proofErr w:type="spellStart"/>
-      <w:r>
-        <w:rPr>
-          <w:rFonts w:ascii="Arial" w:hAnsi="Arial" w:cs="Arial"/>
-          <w:sz w:val="24"/>
-          <w:szCs w:val="24"/>
-        </w:rPr>
-        <w:t>Brokkoligegart</w:t>
-      </w:r>
-      <w:proofErr w:type="spellEnd"/>
-      <w:r>
-        <w:rPr>
-          <w:rFonts w:ascii="Arial" w:hAnsi="Arial" w:cs="Arial"/>
-          <w:sz w:val="24"/>
-          <w:szCs w:val="24"/>
-        </w:rPr>
-        <w:t xml:space="preserve"> 100 g </w:t>
-      </w:r>
-      <w:r>
-        <w:rPr>
-          <w:rFonts w:ascii="Arial" w:hAnsi="Arial" w:cs="Arial"/>
-          <w:sz w:val="24"/>
-          <w:szCs w:val="24"/>
-        </w:rPr>
-        <w:t>15</w:t>
-      </w:r>
-      <w:r>
-        <w:rPr>
-          <w:rFonts w:ascii="Arial" w:hAnsi="Arial" w:cs="Arial"/>
-          <w:sz w:val="24"/>
-          <w:szCs w:val="24"/>
-        </w:rPr>
-        <w:t xml:space="preserve"> mg</w:t>
-      </w:r>
-    </w:p>
-    <w:p>
-      <w:pPr>
-        <w:rPr>
-          <w:rFonts w:ascii="Arial" w:hAnsi="Arial" w:cs="Arial"/>
-          <w:sz w:val="24"/>
-          <w:szCs w:val="24"/>
-        </w:rPr>
-      </w:pPr>
-      <w:r>
-        <w:rPr>
-          <w:rFonts w:ascii="Arial" w:hAnsi="Arial" w:cs="Arial"/>
-          <w:sz w:val="24"/>
-          <w:szCs w:val="24"/>
-        </w:rPr>
-        <w:t>Blumenkohlgegart 100 g</w:t>
-      </w:r>
-      <w:r>
-        <w:rPr>
-          <w:rFonts w:ascii="Arial" w:hAnsi="Arial" w:cs="Arial"/>
-          <w:sz w:val="24"/>
-          <w:szCs w:val="24"/>
-        </w:rPr>
-        <w:t xml:space="preserve"> 12</w:t>
-      </w:r>
-      <w:r>
-        <w:rPr>
-          <w:rFonts w:ascii="Arial" w:hAnsi="Arial" w:cs="Arial"/>
-          <w:sz w:val="24"/>
-          <w:szCs w:val="24"/>
-        </w:rPr>
-        <w:t xml:space="preserve"> mg</w:t>
-      </w:r>
-    </w:p>
-    <w:p>
-      <w:pPr>
-        <w:rPr>
-          <w:rFonts w:ascii="Arial" w:hAnsi="Arial" w:cs="Arial"/>
-          <w:sz w:val="24"/>
-          <w:szCs w:val="24"/>
-        </w:rPr>
-      </w:pPr>
-      <w:proofErr w:type="spellStart"/>
-      <w:r>
-        <w:rPr>
-          <w:rFonts w:ascii="Arial" w:hAnsi="Arial" w:cs="Arial"/>
-          <w:sz w:val="24"/>
-          <w:szCs w:val="24"/>
-        </w:rPr>
-        <w:t>Möhregegart</w:t>
-      </w:r>
-      <w:proofErr w:type="spellEnd"/>
-      <w:r>
-        <w:rPr>
-          <w:rFonts w:ascii="Arial" w:hAnsi="Arial" w:cs="Arial"/>
-          <w:sz w:val="24"/>
-          <w:szCs w:val="24"/>
-        </w:rPr>
-        <w:t xml:space="preserve"> 100 g </w:t>
-      </w:r>
-      <w:r>
-        <w:rPr>
-          <w:rFonts w:ascii="Arial" w:hAnsi="Arial" w:cs="Arial"/>
-          <w:sz w:val="24"/>
-          <w:szCs w:val="24"/>
-        </w:rPr>
-        <w:t>19</w:t>
-      </w:r>
-      <w:r>
-        <w:rPr>
-          <w:rFonts w:ascii="Arial" w:hAnsi="Arial" w:cs="Arial"/>
-          <w:sz w:val="24"/>
-          <w:szCs w:val="24"/>
-        </w:rPr>
-        <w:t xml:space="preserve"> mg</w:t>
-      </w:r>
-    </w:p>
-    <w:p>
-      <w:pPr>
-        <w:rPr>
-          <w:rFonts w:ascii="Arial" w:hAnsi="Arial" w:cs="Arial"/>
-          <w:sz w:val="24"/>
-          <w:szCs w:val="24"/>
-        </w:rPr>
-      </w:pPr>
-      <w:proofErr w:type="spellStart"/>
-      <w:r>
-        <w:rPr>
-          <w:rFonts w:ascii="Arial" w:hAnsi="Arial" w:cs="Arial"/>
-          <w:sz w:val="24"/>
-          <w:szCs w:val="24"/>
-        </w:rPr>
-        <w:t>Pastinakegegart</w:t>
-      </w:r>
-      <w:proofErr w:type="spellEnd"/>
-      <w:r>
-        <w:rPr>
-          <w:rFonts w:ascii="Arial" w:hAnsi="Arial" w:cs="Arial"/>
-          <w:sz w:val="24"/>
-          <w:szCs w:val="24"/>
-        </w:rPr>
-        <w:t xml:space="preserve"> 100 g </w:t>
-      </w:r>
-      <w:r>
-        <w:rPr>
-          <w:rFonts w:ascii="Arial" w:hAnsi="Arial" w:cs="Arial"/>
-          <w:sz w:val="24"/>
-          <w:szCs w:val="24"/>
-        </w:rPr>
-        <w:t>6</w:t>
-      </w:r>
-      <w:r>
-        <w:rPr>
-          <w:rFonts w:ascii="Arial" w:hAnsi="Arial" w:cs="Arial"/>
-          <w:sz w:val="24"/>
-          <w:szCs w:val="24"/>
-        </w:rPr>
-        <w:t xml:space="preserve"> mg</w:t>
-      </w:r>
-    </w:p>
-    <w:p>
-      <w:pPr>
-        <w:rPr>
-          <w:rFonts w:ascii="Arial" w:hAnsi="Arial" w:cs="Arial"/>
-          <w:sz w:val="24"/>
-          <w:szCs w:val="24"/>
-        </w:rPr>
-      </w:pPr>
-      <w:proofErr w:type="spellStart"/>
-      <w:r>
-        <w:rPr>
-          <w:rFonts w:ascii="Arial" w:hAnsi="Arial" w:cs="Arial"/>
-          <w:sz w:val="24"/>
-          <w:szCs w:val="24"/>
-        </w:rPr>
-        <w:t>Hokkaidokürbisgegart</w:t>
-      </w:r>
-      <w:proofErr w:type="spellEnd"/>
-      <w:r>
-        <w:rPr>
-          <w:rFonts w:ascii="Arial" w:hAnsi="Arial" w:cs="Arial"/>
-          <w:sz w:val="24"/>
-          <w:szCs w:val="24"/>
-        </w:rPr>
-        <w:t xml:space="preserve"> 100 g </w:t>
-      </w:r>
-      <w:r>
-        <w:rPr>
-          <w:rFonts w:ascii="Arial" w:hAnsi="Arial" w:cs="Arial"/>
-          <w:sz w:val="24"/>
-          <w:szCs w:val="24"/>
-        </w:rPr>
-        <w:t>6</w:t>
-      </w:r>
-      <w:r>
-        <w:rPr>
-          <w:rFonts w:ascii="Arial" w:hAnsi="Arial" w:cs="Arial"/>
-          <w:sz w:val="24"/>
-          <w:szCs w:val="24"/>
-        </w:rPr>
-        <w:t xml:space="preserve"> mg</w:t>
-      </w:r>
-    </w:p>
-    <w:p>
-      <w:pPr>
-        <w:rPr>
-          <w:rFonts w:ascii="Arial" w:hAnsi="Arial" w:cs="Arial"/>
-          <w:sz w:val="24"/>
-          <w:szCs w:val="24"/>
-        </w:rPr>
-      </w:pPr>
-      <w:r>
-        <w:rPr>
-          <w:rFonts w:ascii="Arial" w:hAnsi="Arial" w:cs="Arial"/>
-          <w:sz w:val="24"/>
-          <w:szCs w:val="24"/>
-        </w:rPr>
-        <w:t xml:space="preserve">Eisbergsalatgegart 50 g </w:t>
-      </w:r>
-      <w:r>
-        <w:rPr>
-          <w:rFonts w:ascii="Arial" w:hAnsi="Arial" w:cs="Arial"/>
-          <w:sz w:val="24"/>
-          <w:szCs w:val="24"/>
-        </w:rPr>
-        <w:t>6</w:t>
-      </w:r>
-      <w:r>
-        <w:rPr>
-          <w:rFonts w:ascii="Arial" w:hAnsi="Arial" w:cs="Arial"/>
-          <w:sz w:val="24"/>
-          <w:szCs w:val="24"/>
-        </w:rPr>
-        <w:t xml:space="preserve"> mg</w:t>
-      </w:r>
-    </w:p>
-    <w:p>
-      <w:pPr>
-        <w:rPr>
-          <w:rFonts w:ascii="Arial" w:hAnsi="Arial" w:cs="Arial"/>
-          <w:sz w:val="24"/>
-          <w:szCs w:val="24"/>
-        </w:rPr>
-      </w:pPr>
-      <w:r>
-        <w:rPr>
-          <w:rFonts w:ascii="Arial" w:hAnsi="Arial" w:cs="Arial"/>
-          <w:sz w:val="24"/>
-          <w:szCs w:val="24"/>
-        </w:rPr>
-        <w:t xml:space="preserve">Süßkartoffelgegart 100 g </w:t>
-      </w:r>
-      <w:r>
-        <w:rPr>
-          <w:rFonts w:ascii="Arial" w:hAnsi="Arial" w:cs="Arial"/>
-          <w:sz w:val="24"/>
-          <w:szCs w:val="24"/>
-        </w:rPr>
-        <w:t>4</w:t>
-      </w:r>
-      <w:r>
-        <w:rPr>
-          <w:rFonts w:ascii="Arial" w:hAnsi="Arial" w:cs="Arial"/>
-          <w:sz w:val="24"/>
-          <w:szCs w:val="24"/>
-        </w:rPr>
-        <w:t xml:space="preserve"> mg</w:t>
-      </w:r>
-    </w:p>
-    <w:p>
-      <w:pPr>
-        <w:rPr>
-          <w:rFonts w:ascii="Arial" w:hAnsi="Arial" w:cs="Arial"/>
-          <w:sz w:val="24"/>
-          <w:szCs w:val="24"/>
-        </w:rPr>
-      </w:pPr>
-    </w:p>
-    <w:p>
-      <w:pPr>
-        <w:rPr>
-          <w:rFonts w:ascii="Arial" w:hAnsi="Arial" w:cs="Arial"/>
-          <w:sz w:val="24"/>
-          <w:szCs w:val="24"/>
-        </w:rPr>
-      </w:pPr>
-      <w:r>
-        <w:rPr>
-          <w:rFonts w:ascii="Arial" w:hAnsi="Arial" w:cs="Arial"/>
-          <w:sz w:val="24"/>
-          <w:szCs w:val="24"/>
-        </w:rPr>
-        <w:t xml:space="preserve">Rapsöl 5 g </w:t>
-      </w:r>
-      <w:r>
-        <w:rPr>
-          <w:rFonts w:ascii="Arial" w:hAnsi="Arial" w:cs="Arial"/>
-          <w:sz w:val="24"/>
-          <w:szCs w:val="24"/>
-        </w:rPr>
-        <w:t xml:space="preserve">0,05 </w:t>
-      </w:r>
-      <w:r>
-        <w:rPr>
-          <w:rFonts w:ascii="Arial" w:hAnsi="Arial" w:cs="Arial"/>
-          <w:sz w:val="24"/>
-          <w:szCs w:val="24"/>
-        </w:rPr>
-        <w:t>mg</w:t>
-      </w:r>
-    </w:p>
-    <w:p>
-      <w:pPr>
-        <w:rPr>
-          <w:rFonts w:ascii="Arial" w:hAnsi="Arial" w:cs="Arial"/>
-          <w:sz w:val="24"/>
-          <w:szCs w:val="24"/>
-        </w:rPr>
-      </w:pPr>
-      <w:r>
-        <w:rPr>
-          <w:rFonts w:ascii="Arial" w:hAnsi="Arial" w:cs="Arial"/>
-          <w:sz w:val="24"/>
-          <w:szCs w:val="24"/>
-        </w:rPr>
-        <w:t xml:space="preserve">Olivenöl 5 g </w:t>
-      </w:r>
-      <w:r>
-        <w:rPr>
-          <w:rFonts w:ascii="Arial" w:hAnsi="Arial" w:cs="Arial"/>
-          <w:sz w:val="24"/>
-          <w:szCs w:val="24"/>
-        </w:rPr>
-        <w:t>0,05</w:t>
-      </w:r>
-      <w:r>
-        <w:rPr>
-          <w:rFonts w:ascii="Arial" w:hAnsi="Arial" w:cs="Arial"/>
-          <w:sz w:val="24"/>
-          <w:szCs w:val="24"/>
-        </w:rPr>
-        <w:t xml:space="preserve"> mg</w:t>
-      </w:r>
-    </w:p>
-    <w:p>
-      <w:pPr>
-        <w:rPr>
-          <w:rFonts w:ascii="Arial" w:hAnsi="Arial" w:cs="Arial"/>
-          <w:sz w:val="24"/>
-          <w:szCs w:val="24"/>
-        </w:rPr>
-      </w:pPr>
-    </w:p>
-    <w:p>
-      <w:pPr>
-        <w:rPr>
-          <w:rFonts w:ascii="Arial" w:hAnsi="Arial" w:cs="Arial"/>
-          <w:sz w:val="24"/>
-          <w:szCs w:val="24"/>
-        </w:rPr>
-      </w:pPr>
-      <w:r>
-        <w:rPr>
-          <w:rFonts w:ascii="Arial" w:hAnsi="Arial" w:cs="Arial"/>
-          <w:sz w:val="24"/>
-          <w:szCs w:val="24"/>
-        </w:rPr>
-        <w:t>Hirsegegart 400 g</w:t>
-      </w:r>
-      <w:r>
-        <w:rPr>
-          <w:rFonts w:ascii="Arial" w:hAnsi="Arial" w:cs="Arial"/>
-          <w:sz w:val="24"/>
-          <w:szCs w:val="24"/>
-        </w:rPr>
-        <w:t xml:space="preserve"> 4 </w:t>
-      </w:r>
-      <w:r>
-        <w:rPr>
-          <w:rFonts w:ascii="Arial" w:hAnsi="Arial" w:cs="Arial"/>
-          <w:sz w:val="24"/>
-          <w:szCs w:val="24"/>
-        </w:rPr>
-        <w:t>mg</w:t>
-      </w:r>
-    </w:p>
-    <w:p>
-      <w:pPr>
-        <w:rPr>
-          <w:rFonts w:ascii="Arial" w:hAnsi="Arial" w:cs="Arial"/>
-          <w:sz w:val="24"/>
-          <w:szCs w:val="24"/>
-        </w:rPr>
-      </w:pPr>
-      <w:proofErr w:type="spellStart"/>
-      <w:r>
-        <w:rPr>
-          <w:rFonts w:ascii="Arial" w:hAnsi="Arial" w:cs="Arial"/>
-          <w:sz w:val="24"/>
-          <w:szCs w:val="24"/>
-        </w:rPr>
-        <w:t>Quinoagegart</w:t>
-      </w:r>
-      <w:proofErr w:type="spellEnd"/>
-      <w:r>
-        <w:rPr>
-          <w:rFonts w:ascii="Arial" w:hAnsi="Arial" w:cs="Arial"/>
-          <w:sz w:val="24"/>
-          <w:szCs w:val="24"/>
-        </w:rPr>
-        <w:t xml:space="preserve"> 390 g </w:t>
-      </w:r>
-      <w:r>
-        <w:rPr>
-          <w:rFonts w:ascii="Arial" w:hAnsi="Arial" w:cs="Arial"/>
-          <w:sz w:val="24"/>
-          <w:szCs w:val="24"/>
-        </w:rPr>
-        <w:t>9</w:t>
-      </w:r>
-      <w:r>
-        <w:rPr>
-          <w:rFonts w:ascii="Arial" w:hAnsi="Arial" w:cs="Arial"/>
-          <w:sz w:val="24"/>
-          <w:szCs w:val="24"/>
-        </w:rPr>
-        <w:t xml:space="preserve"> mg</w:t>
-      </w:r>
-    </w:p>
-    <w:p>
-      <w:pPr>
-        <w:rPr>
-          <w:rFonts w:ascii="Arial" w:hAnsi="Arial" w:cs="Arial"/>
-          <w:sz w:val="24"/>
-          <w:szCs w:val="24"/>
-        </w:rPr>
-      </w:pPr>
-      <w:proofErr w:type="spellStart"/>
-      <w:r>
-        <w:rPr>
-          <w:rFonts w:ascii="Arial" w:hAnsi="Arial" w:cs="Arial"/>
-          <w:sz w:val="24"/>
-          <w:szCs w:val="24"/>
-        </w:rPr>
-        <w:t>Kartoffelngegart</w:t>
-      </w:r>
-      <w:proofErr w:type="spellEnd"/>
-      <w:r>
-        <w:rPr>
-          <w:rFonts w:ascii="Arial" w:hAnsi="Arial" w:cs="Arial"/>
-          <w:sz w:val="24"/>
-          <w:szCs w:val="24"/>
-        </w:rPr>
-        <w:t xml:space="preserve"> 400 g </w:t>
-      </w:r>
-      <w:r>
-        <w:rPr>
-          <w:rFonts w:ascii="Arial" w:hAnsi="Arial" w:cs="Arial"/>
-          <w:sz w:val="24"/>
-          <w:szCs w:val="24"/>
-        </w:rPr>
-        <w:t>12</w:t>
-      </w:r>
-      <w:r>
-        <w:rPr>
-          <w:rFonts w:ascii="Arial" w:hAnsi="Arial" w:cs="Arial"/>
-          <w:sz w:val="24"/>
-          <w:szCs w:val="24"/>
-        </w:rPr>
-        <w:t xml:space="preserve"> mg</w:t>
-      </w:r>
-    </w:p>
-    <w:p>
-      <w:pPr>
-        <w:rPr>
-          <w:rFonts w:ascii="Arial" w:hAnsi="Arial" w:cs="Arial"/>
-          <w:sz w:val="24"/>
-          <w:szCs w:val="24"/>
-        </w:rPr>
-      </w:pPr>
-      <w:r>
-        <w:rPr>
-          <w:rFonts w:ascii="Arial" w:hAnsi="Arial" w:cs="Arial"/>
-          <w:sz w:val="24"/>
-          <w:szCs w:val="24"/>
-        </w:rPr>
-        <w:t xml:space="preserve">Vollkornreisgegart 245 g </w:t>
-      </w:r>
-      <w:r>
-        <w:rPr>
-          <w:rFonts w:ascii="Arial" w:hAnsi="Arial" w:cs="Arial"/>
-          <w:sz w:val="24"/>
-          <w:szCs w:val="24"/>
-        </w:rPr>
-        <w:t>10</w:t>
-      </w:r>
-      <w:r>
-        <w:rPr>
-          <w:rFonts w:ascii="Arial" w:hAnsi="Arial" w:cs="Arial"/>
-          <w:sz w:val="24"/>
-          <w:szCs w:val="24"/>
-        </w:rPr>
-        <w:t xml:space="preserve"> mg</w:t>
-      </w:r>
-    </w:p>
-    <w:p>
-      <w:pPr>
-        <w:rPr>
-          <w:rFonts w:ascii="Arial" w:hAnsi="Arial" w:cs="Arial"/>
-          <w:sz w:val="24"/>
-          <w:szCs w:val="24"/>
-        </w:rPr>
-      </w:pPr>
-      <w:r>
-        <w:rPr>
-          <w:rFonts w:ascii="Arial" w:hAnsi="Arial" w:cs="Arial"/>
-          <w:sz w:val="24"/>
-          <w:szCs w:val="24"/>
-        </w:rPr>
-        <w:t xml:space="preserve"> </w:t>
-      </w:r>
-    </w:p>
-    <w:p>
-      <w:pPr>
-        <w:rPr>
-          <w:rFonts w:ascii="Arial" w:hAnsi="Arial" w:cs="Arial"/>
-          <w:sz w:val="24"/>
-          <w:szCs w:val="24"/>
-        </w:rPr>
-      </w:pPr>
-      <w:r>
-        <w:rPr>
-          <w:rFonts w:ascii="Arial" w:hAnsi="Arial" w:cs="Arial"/>
-          <w:sz w:val="24"/>
-          <w:szCs w:val="24"/>
-        </w:rPr>
-        <w:t xml:space="preserve">Hähnchenbrustfiletgebraten 100 g </w:t>
-      </w:r>
-      <w:r>
-        <w:rPr>
-          <w:rFonts w:ascii="Arial" w:hAnsi="Arial" w:cs="Arial"/>
-          <w:sz w:val="24"/>
-          <w:szCs w:val="24"/>
-        </w:rPr>
-        <w:t>251</w:t>
-      </w:r>
-      <w:r>
-        <w:rPr>
-          <w:rFonts w:ascii="Arial" w:hAnsi="Arial" w:cs="Arial"/>
-          <w:sz w:val="24"/>
-          <w:szCs w:val="24"/>
-        </w:rPr>
-        <w:t xml:space="preserve"> mg</w:t>
-      </w:r>
-    </w:p>
-    <w:p>
-      <w:pPr>
-        <w:rPr>
-          <w:rFonts w:ascii="Arial" w:hAnsi="Arial" w:cs="Arial"/>
-          <w:sz w:val="24"/>
-          <w:szCs w:val="24"/>
-        </w:rPr>
-      </w:pPr>
-      <w:r>
-        <w:rPr>
-          <w:rFonts w:ascii="Arial" w:hAnsi="Arial" w:cs="Arial"/>
-          <w:sz w:val="24"/>
-          <w:szCs w:val="24"/>
-        </w:rPr>
-        <w:t xml:space="preserve">Lachsgekocht 120 g </w:t>
-      </w:r>
-      <w:r>
-        <w:rPr>
-          <w:rFonts w:ascii="Arial" w:hAnsi="Arial" w:cs="Arial"/>
-          <w:sz w:val="24"/>
-          <w:szCs w:val="24"/>
-        </w:rPr>
-        <w:t>304</w:t>
-      </w:r>
-      <w:r>
-        <w:rPr>
-          <w:rFonts w:ascii="Arial" w:hAnsi="Arial" w:cs="Arial"/>
-          <w:sz w:val="24"/>
-          <w:szCs w:val="24"/>
-        </w:rPr>
-        <w:t xml:space="preserve"> mg</w:t>
-      </w:r>
-    </w:p>
-    <w:p>
-      <w:pPr>
-        <w:rPr>
-          <w:rFonts w:ascii="Arial" w:hAnsi="Arial" w:cs="Arial"/>
-          <w:sz w:val="24"/>
-          <w:szCs w:val="24"/>
-        </w:rPr>
-      </w:pPr>
-      <w:r>
-        <w:rPr>
-          <w:rFonts w:ascii="Arial" w:hAnsi="Arial" w:cs="Arial"/>
-          <w:sz w:val="24"/>
-          <w:szCs w:val="24"/>
-        </w:rPr>
-        <w:t xml:space="preserve">Eigelbgegart 20 g </w:t>
-      </w:r>
-      <w:r>
-        <w:rPr>
-          <w:rFonts w:ascii="Arial" w:hAnsi="Arial" w:cs="Arial"/>
-          <w:sz w:val="24"/>
-          <w:szCs w:val="24"/>
-        </w:rPr>
-        <w:t>5</w:t>
-      </w:r>
-      <w:r>
-        <w:rPr>
-          <w:rFonts w:ascii="Arial" w:hAnsi="Arial" w:cs="Arial"/>
-          <w:sz w:val="24"/>
-          <w:szCs w:val="24"/>
-        </w:rPr>
-        <w:t xml:space="preserve"> mg</w:t>
-      </w:r>
-    </w:p>
-    <w:p>
-      <w:pPr>
-        <w:rPr>
-          <w:rFonts w:ascii="Arial" w:hAnsi="Arial" w:cs="Arial"/>
-          <w:sz w:val="24"/>
-          <w:szCs w:val="24"/>
-        </w:rPr>
-      </w:pPr>
-    </w:p>
-    <w:p>
-      <w:pPr>
-        <w:rPr>
-          <w:rFonts w:ascii="Arial" w:hAnsi="Arial" w:cs="Arial"/>
-          <w:sz w:val="24"/>
-          <w:szCs w:val="24"/>
-        </w:rPr>
-      </w:pPr>
-      <w:r>
-        <w:rPr>
-          <w:rFonts w:ascii="Arial" w:hAnsi="Arial" w:cs="Arial"/>
-          <w:sz w:val="24"/>
-          <w:szCs w:val="24"/>
-        </w:rPr>
-        <w:lastRenderedPageBreak/>
-        <w:t xml:space="preserve">Skyr 200 g </w:t>
-      </w:r>
-      <w:r>
-        <w:rPr>
-          <w:rFonts w:ascii="Arial" w:hAnsi="Arial" w:cs="Arial"/>
-          <w:sz w:val="24"/>
-          <w:szCs w:val="24"/>
-        </w:rPr>
-        <w:t>104</w:t>
-      </w:r>
-      <w:r>
-        <w:rPr>
-          <w:rFonts w:ascii="Arial" w:hAnsi="Arial" w:cs="Arial"/>
-          <w:sz w:val="24"/>
-          <w:szCs w:val="24"/>
-        </w:rPr>
-        <w:t xml:space="preserve"> mg </w:t>
-      </w:r>
-    </w:p>
-    <w:p>
-      <w:pPr>
-        <w:rPr>
-          <w:rFonts w:ascii="Arial" w:hAnsi="Arial" w:cs="Arial"/>
-          <w:sz w:val="24"/>
-          <w:szCs w:val="24"/>
-        </w:rPr>
-      </w:pPr>
-      <w:r>
-        <w:rPr>
-          <w:rFonts w:ascii="Arial" w:hAnsi="Arial" w:cs="Arial"/>
-          <w:sz w:val="24"/>
-          <w:szCs w:val="24"/>
-        </w:rPr>
-        <w:t xml:space="preserve">Macadamianuss 25 g </w:t>
-      </w:r>
-      <w:r>
-        <w:rPr>
-          <w:rFonts w:ascii="Arial" w:hAnsi="Arial" w:cs="Arial"/>
-          <w:sz w:val="24"/>
-          <w:szCs w:val="24"/>
-        </w:rPr>
-        <w:t>2</w:t>
-      </w:r>
-      <w:r>
-        <w:rPr>
-          <w:rFonts w:ascii="Arial" w:hAnsi="Arial" w:cs="Arial"/>
-          <w:sz w:val="24"/>
-          <w:szCs w:val="24"/>
-        </w:rPr>
-        <w:t xml:space="preserve"> mg</w:t>
-      </w:r>
-      <w:r>
-        <w:rPr>
-          <w:rFonts w:ascii="Arial" w:hAnsi="Arial" w:cs="Arial"/>
-          <w:sz w:val="24"/>
-          <w:szCs w:val="24"/>
-        </w:rPr>
-        <w:t xml:space="preserve"> </w:t>
-      </w:r>
-    </w:p>
-    <w:p>
-      <w:pPr>
-        <w:rPr>
-          <w:rFonts w:ascii="Arial" w:hAnsi="Arial" w:cs="Arial"/>
-          <w:sz w:val="24"/>
-          <w:szCs w:val="24"/>
-        </w:rPr>
-      </w:pPr>
-      <w:proofErr w:type="spellStart"/>
-      <w:r>
-        <w:rPr>
-          <w:rFonts w:ascii="Arial" w:hAnsi="Arial" w:cs="Arial"/>
-          <w:sz w:val="24"/>
-          <w:szCs w:val="24"/>
-        </w:rPr>
-        <w:t>geröstetegesalzeneKürbiskerne</w:t>
-      </w:r>
-      <w:proofErr w:type="spellEnd"/>
-      <w:r>
-        <w:rPr>
-          <w:rFonts w:ascii="Arial" w:hAnsi="Arial" w:cs="Arial"/>
-          <w:sz w:val="24"/>
-          <w:szCs w:val="24"/>
-        </w:rPr>
-        <w:t xml:space="preserve"> 25 g</w:t>
-      </w:r>
-      <w:r>
-        <w:rPr>
-          <w:rFonts w:ascii="Arial" w:hAnsi="Arial" w:cs="Arial"/>
-          <w:sz w:val="24"/>
-          <w:szCs w:val="24"/>
-        </w:rPr>
-        <w:t xml:space="preserve"> 7</w:t>
-      </w:r>
-      <w:r>
-        <w:rPr>
-          <w:rFonts w:ascii="Arial" w:hAnsi="Arial" w:cs="Arial"/>
-          <w:sz w:val="24"/>
-          <w:szCs w:val="24"/>
-        </w:rPr>
-        <w:t xml:space="preserve"> mg</w:t>
-      </w:r>
-    </w:p>
-    <w:p>
-      <w:pPr>
-        <w:rPr>
-          <w:rFonts w:ascii="Arial" w:hAnsi="Arial" w:cs="Arial"/>
-          <w:sz w:val="24"/>
-          <w:szCs w:val="24"/>
-        </w:rPr>
-      </w:pPr>
-      <w:r>
-        <w:rPr>
-          <w:rFonts w:ascii="Arial" w:hAnsi="Arial" w:cs="Arial"/>
-          <w:sz w:val="24"/>
-          <w:szCs w:val="24"/>
-        </w:rPr>
-        <w:t>Kürbiskerne 25</w:t>
-      </w:r>
-      <w:r>
-        <w:rPr>
-          <w:rFonts w:ascii="Arial" w:hAnsi="Arial" w:cs="Arial"/>
-          <w:sz w:val="24"/>
-          <w:szCs w:val="24"/>
-        </w:rPr>
-        <w:t xml:space="preserve"> g</w:t>
-      </w:r>
-      <w:r>
-        <w:rPr>
-          <w:rFonts w:ascii="Arial" w:hAnsi="Arial" w:cs="Arial"/>
-          <w:sz w:val="24"/>
-          <w:szCs w:val="24"/>
-        </w:rPr>
-        <w:t xml:space="preserve"> </w:t>
-      </w:r>
-      <w:r>
-        <w:rPr>
-          <w:rFonts w:ascii="Arial" w:hAnsi="Arial" w:cs="Arial"/>
-          <w:sz w:val="24"/>
-          <w:szCs w:val="24"/>
-        </w:rPr>
-        <w:t xml:space="preserve">7 </w:t>
-      </w:r>
-      <w:r>
-        <w:rPr>
-          <w:rFonts w:ascii="Arial" w:hAnsi="Arial" w:cs="Arial"/>
-          <w:sz w:val="24"/>
-          <w:szCs w:val="24"/>
-        </w:rPr>
-        <w:t>mg</w:t>
-      </w:r>
-    </w:p>
-    <w:p>
-      <w:pPr>
-        <w:rPr>
-          <w:rFonts w:ascii="Arial" w:hAnsi="Arial" w:cs="Arial"/>
-          <w:sz w:val="24"/>
-          <w:szCs w:val="24"/>
-        </w:rPr>
-      </w:pPr>
-      <w:r>
-        <w:rPr>
-          <w:rFonts w:ascii="Arial" w:hAnsi="Arial" w:cs="Arial"/>
-          <w:sz w:val="24"/>
-          <w:szCs w:val="24"/>
-        </w:rPr>
-        <w:t xml:space="preserve">Paranuss 4 g </w:t>
-      </w:r>
-      <w:r>
-        <w:rPr>
-          <w:rFonts w:ascii="Arial" w:hAnsi="Arial" w:cs="Arial"/>
-          <w:sz w:val="24"/>
-          <w:szCs w:val="24"/>
-        </w:rPr>
-        <w:t xml:space="preserve">0,08 </w:t>
-      </w:r>
-      <w:r>
-        <w:rPr>
-          <w:rFonts w:ascii="Arial" w:hAnsi="Arial" w:cs="Arial"/>
-          <w:sz w:val="24"/>
-          <w:szCs w:val="24"/>
-        </w:rPr>
-        <w:t>mg</w:t>
-      </w:r>
-    </w:p>
-    <w:p>
-      <w:pPr>
-        <w:rPr>
-          <w:rFonts w:ascii="Arial" w:hAnsi="Arial" w:cs="Arial"/>
-          <w:sz w:val="24"/>
-          <w:szCs w:val="24"/>
-        </w:rPr>
-      </w:pPr>
-      <w:r>
-        <w:rPr>
-          <w:rFonts w:ascii="Arial" w:hAnsi="Arial" w:cs="Arial"/>
-          <w:sz w:val="24"/>
-          <w:szCs w:val="24"/>
-        </w:rPr>
-        <w:t xml:space="preserve">Walnuss 20 g </w:t>
-      </w:r>
-      <w:r>
-        <w:rPr>
-          <w:rFonts w:ascii="Arial" w:hAnsi="Arial" w:cs="Arial"/>
-          <w:sz w:val="24"/>
-          <w:szCs w:val="24"/>
-        </w:rPr>
-        <w:t xml:space="preserve">0 </w:t>
-      </w:r>
-      <w:r>
-        <w:rPr>
-          <w:rFonts w:ascii="Arial" w:hAnsi="Arial" w:cs="Arial"/>
-          <w:sz w:val="24"/>
-          <w:szCs w:val="24"/>
-        </w:rPr>
-        <w:t xml:space="preserve">mg </w:t>
-      </w:r>
-    </w:p>
-    <w:p>
-      <w:pPr>
-        <w:rPr>
-          <w:rFonts w:ascii="Arial" w:hAnsi="Arial" w:cs="Arial"/>
-          <w:sz w:val="24"/>
-          <w:szCs w:val="24"/>
-        </w:rPr>
-      </w:pPr>
-    </w:p>
-    <w:p>
-      <w:pPr>
-        <w:rPr>
-          <w:rFonts w:ascii="Arial" w:hAnsi="Arial" w:cs="Arial"/>
-          <w:sz w:val="24"/>
-          <w:szCs w:val="24"/>
-        </w:rPr>
-      </w:pPr>
-      <w:r>
-        <w:rPr>
-          <w:rFonts w:ascii="Arial" w:hAnsi="Arial" w:cs="Arial"/>
-          <w:sz w:val="24"/>
-          <w:szCs w:val="24"/>
-        </w:rPr>
-        <w:t xml:space="preserve">Zucchinigegart 130 g </w:t>
-      </w:r>
-      <w:r>
-        <w:rPr>
-          <w:rFonts w:ascii="Arial" w:hAnsi="Arial" w:cs="Arial"/>
-          <w:sz w:val="24"/>
-          <w:szCs w:val="24"/>
-        </w:rPr>
-        <w:t>1</w:t>
-      </w:r>
-      <w:r>
-        <w:rPr>
-          <w:rFonts w:ascii="Arial" w:hAnsi="Arial" w:cs="Arial"/>
-          <w:sz w:val="24"/>
-          <w:szCs w:val="24"/>
-        </w:rPr>
-        <w:t xml:space="preserve"> mg</w:t>
-      </w:r>
-    </w:p>
-    <w:p>
-      <w:pPr>
-        <w:rPr>
-          <w:rFonts w:ascii="Arial" w:hAnsi="Arial" w:cs="Arial"/>
-          <w:sz w:val="24"/>
-          <w:szCs w:val="24"/>
-        </w:rPr>
-      </w:pPr>
-      <w:proofErr w:type="spellStart"/>
-      <w:r>
-        <w:rPr>
-          <w:rFonts w:ascii="Arial" w:hAnsi="Arial" w:cs="Arial"/>
-          <w:sz w:val="24"/>
-          <w:szCs w:val="24"/>
-        </w:rPr>
-        <w:t>Gurkegegart</w:t>
-      </w:r>
-      <w:proofErr w:type="spellEnd"/>
-      <w:r>
-        <w:rPr>
-          <w:rFonts w:ascii="Arial" w:hAnsi="Arial" w:cs="Arial"/>
-          <w:sz w:val="24"/>
-          <w:szCs w:val="24"/>
-        </w:rPr>
-        <w:t xml:space="preserve"> 130 g </w:t>
-      </w:r>
-      <w:r>
-        <w:rPr>
-          <w:rFonts w:ascii="Arial" w:hAnsi="Arial" w:cs="Arial"/>
-          <w:sz w:val="24"/>
-          <w:szCs w:val="24"/>
-        </w:rPr>
-        <w:t>9</w:t>
-      </w:r>
-      <w:r>
-        <w:rPr>
-          <w:rFonts w:ascii="Arial" w:hAnsi="Arial" w:cs="Arial"/>
-          <w:sz w:val="24"/>
-          <w:szCs w:val="24"/>
-        </w:rPr>
-        <w:t xml:space="preserve"> mg</w:t>
-      </w:r>
-    </w:p>
-    <w:p>
-      <w:pPr>
-        <w:rPr>
-          <w:rFonts w:ascii="Arial" w:hAnsi="Arial" w:cs="Arial"/>
-          <w:sz w:val="24"/>
-          <w:szCs w:val="24"/>
-        </w:rPr>
-      </w:pPr>
-      <w:proofErr w:type="spellStart"/>
-      <w:r>
-        <w:rPr>
-          <w:rFonts w:ascii="Arial" w:hAnsi="Arial" w:cs="Arial"/>
-          <w:sz w:val="24"/>
-          <w:szCs w:val="24"/>
-        </w:rPr>
-        <w:t>Urdinkelnudelngegart</w:t>
-      </w:r>
-      <w:proofErr w:type="spellEnd"/>
-      <w:r>
-        <w:rPr>
-          <w:rFonts w:ascii="Arial" w:hAnsi="Arial" w:cs="Arial"/>
-          <w:sz w:val="24"/>
-          <w:szCs w:val="24"/>
-        </w:rPr>
-        <w:t xml:space="preserve"> 100 g </w:t>
-      </w:r>
-      <w:r>
-        <w:rPr>
-          <w:rFonts w:ascii="Arial" w:hAnsi="Arial" w:cs="Arial"/>
-          <w:sz w:val="24"/>
-          <w:szCs w:val="24"/>
-        </w:rPr>
-        <w:t>5</w:t>
-      </w:r>
-      <w:r>
-        <w:rPr>
-          <w:rFonts w:ascii="Arial" w:hAnsi="Arial" w:cs="Arial"/>
-          <w:sz w:val="24"/>
-          <w:szCs w:val="24"/>
-        </w:rPr>
-        <w:t xml:space="preserve"> mg</w:t>
-      </w:r>
-    </w:p>
-    <w:bookmarkEnd w:id="0"/>
-    <w:p>
-      <w:pPr>
-        <w:rPr>
-          <w:sz w:val="24"/>
-          <w:szCs w:val="24"/>
-        </w:rPr>
-      </w:pPr>
-    </w:p>
-    <w:p>
-      <w:pPr>
-        <w:rPr>
-          <w:sz w:val="24"/>
-          <w:szCs w:val="24"/>
-        </w:rPr>
-      </w:pPr>
-    </w:p>
-    <w:p/>
-    <w:p/>
-    <w:p/>
+      <w:bookmarkEnd w:id="0"/>
+    </w:p>
     <w:sectPr>
       <w:pgSz w:w="11906" w:h="16838"/>
       <w:pgMar w:top="1417" w:right="1417" w:bottom="1134" w:left="1417" w:header="708" w:footer="708" w:gutter="0"/>
